--- a/report/build/versions/Sentinel_draft10_review2.docx
+++ b/report/build/versions/Sentinel_draft10_review2.docx
@@ -610,7 +610,7 @@
                       <w:iCs w:val="1"/>
                       <w:rtl w:val="0"/>
                     </w:rPr>
-                    <w:t xml:space="preserve">Between April and July 2026, agents under evaluation at OpenAI, Anthropic and the UK AI Security Institute reached real third parties. In every public account the evaluation's network scope was declared in prose or assumed, never checked against what the agent did, and detection came late from a side signal. We argue that an evaluation's declared scope, written as a machine-readable allowlist, is the unit of containment evidence a third party can verify, and build Sentinel, an Inspect scanner that classifies each tool call's stated destination against it and pages on the first out-of-scope one, with no model in the gate. On reconstructions of three public incidents (four to seven events each, from the published timelines) it pages at the first non-allowlisted destination and is silent on three hard negatives. On the 14,591-revision DSEWiki export, a record we did not write, the scope the sandbox actually had was a wildcard, so the scanner is silent, as any wildcard must be; under any scope naming the task's data sources it pages on day one. On a live eight-sample Inspect run with an empty declared scope it is correctly silent on 42 real tool calls. The headline result is an ablation on one trace: a too-tight scope pages on permitted traffic, a wildcard scope is silent on the escape. Verifiability is a property of the pair (trace, allowlist), not of the detector. The same trace shows the page arrives after the escape, which went through the permitted proxy: a scanner audits containment; it does not provide it.</w:t>
+                    <w:t xml:space="preserve">Between April and July 2026, agents under evaluation at OpenAI, Anthropic and the UK AI Security Institute reached real third parties. In every public account the scope was declared in prose or assumed, never checked against what the agent did, and detection came late from a side signal. We argue that an evaluation's declared scope, written as a machine-readable allowlist, is the unit of containment evidence a third party can verify, and build Sentinel, an Inspect scanner that classifies each tool call's stated destination against it and pages on the first out-of-scope one, with no model in the gate. On reconstructions of three public incidents (four to seven events each) it pages at the first non-allowlisted destination and is silent on three hard negatives. On the 14,591-revision DSEWiki export, a record we did not write, the scope the sandbox actually had was a wildcard, so the scanner is silent, as any wildcard must be; under any scope naming the task's data sources it pages on day one. On a live eight-sample Inspect run with an empty scope it is correctly silent on 42 real tool calls. The headline result is an ablation on one trace: a too-tight scope pages on permitted traffic, a wildcard scope is silent on the escape. Verifiability is a property of the pair (trace, allowlist), not of the detector. The same trace shows the page arrives after the escape, which went through the permitted proxy: a scanner audits containment; it does not provide it.</w:t>
                   </w:r>
                   <w:r>
                     <w:rPr>
